--- a/Marco legal para la ingeniería informática/Unidad 4/Ensayo grupal, Marco legal para la ingenieria informática, IF01 T4.docx
+++ b/Marco legal para la ingeniería informática/Unidad 4/Ensayo grupal, Marco legal para la ingenieria informática, IF01 T4.docx
@@ -98,17 +98,6 @@
           <w:szCs w:val="24"/>
         </w:rPr>
       </w:pPr>
-    </w:p>
-    <w:p>
-      <w:pPr>
-        <w:spacing w:after="0" w:line="480" w:lineRule="auto"/>
-        <w:ind w:firstLine="0"/>
-        <w:rPr>
-          <w:rFonts w:ascii="Arial" w:eastAsia="Arial" w:hAnsi="Arial" w:cs="Arial"/>
-          <w:color w:val="000000"/>
-          <w:szCs w:val="24"/>
-        </w:rPr>
-      </w:pPr>
       <w:r>
         <w:rPr>
           <w:rFonts w:ascii="Arial" w:eastAsia="Arial" w:hAnsi="Arial" w:cs="Arial"/>
@@ -119,16 +108,16 @@
         <mc:AlternateContent>
           <mc:Choice Requires="wps">
             <w:drawing>
-              <wp:anchor distT="45720" distB="45720" distL="114300" distR="114300" simplePos="0" relativeHeight="251659264" behindDoc="0" locked="0" layoutInCell="1" hidden="0" allowOverlap="1" wp14:anchorId="265BBC05" wp14:editId="5328170C">
+              <wp:anchor distT="45720" distB="45720" distL="114300" distR="114300" simplePos="0" relativeHeight="251659264" behindDoc="0" locked="0" layoutInCell="1" hidden="0" allowOverlap="1" wp14:anchorId="265BBC05" wp14:editId="4ACD172A">
                 <wp:simplePos x="0" y="0"/>
                 <wp:positionH relativeFrom="margin">
-                  <wp:posOffset>-12065</wp:posOffset>
+                  <wp:posOffset>-13335</wp:posOffset>
                 </wp:positionH>
                 <wp:positionV relativeFrom="margin">
-                  <wp:posOffset>2961277</wp:posOffset>
+                  <wp:posOffset>2567173</wp:posOffset>
                 </wp:positionV>
-                <wp:extent cx="5970905" cy="1353185"/>
-                <wp:effectExtent l="0" t="0" r="0" b="0"/>
+                <wp:extent cx="5970905" cy="1555115"/>
+                <wp:effectExtent l="0" t="0" r="0" b="6985"/>
                 <wp:wrapSquare wrapText="bothSides"/>
                 <wp:docPr id="6" name="Cuadro de texto 6"/>
                 <wp:cNvGraphicFramePr>
@@ -143,7 +132,7 @@
                       <wps:spPr bwMode="auto">
                         <a:xfrm>
                           <a:off x="0" y="0"/>
-                          <a:ext cx="5970905" cy="1353185"/>
+                          <a:ext cx="5970905" cy="1555115"/>
                         </a:xfrm>
                         <a:prstGeom prst="rect">
                           <a:avLst/>
@@ -169,8 +158,8 @@
                                 <w:rFonts w:eastAsia="Arial" w:cs="Times New Roman"/>
                                 <w:b/>
                                 <w:color w:val="000000"/>
-                                <w:sz w:val="80"/>
-                                <w:szCs w:val="80"/>
+                                <w:sz w:val="96"/>
+                                <w:szCs w:val="96"/>
                                 <w:lang w:val="es-MX"/>
                               </w:rPr>
                             </w:pPr>
@@ -179,8 +168,8 @@
                                 <w:rFonts w:eastAsia="Arial" w:cs="Times New Roman"/>
                                 <w:b/>
                                 <w:color w:val="000000"/>
-                                <w:sz w:val="80"/>
-                                <w:szCs w:val="80"/>
+                                <w:sz w:val="96"/>
+                                <w:szCs w:val="96"/>
                                 <w:lang w:val="es-MX"/>
                               </w:rPr>
                               <w:t>Aspectos legales de la inteligencia artificial</w:t>
@@ -209,7 +198,7 @@
                 <v:stroke joinstyle="miter"/>
                 <v:path gradientshapeok="t" o:connecttype="rect"/>
               </v:shapetype>
-              <v:shape id="Cuadro de texto 6" o:spid="_x0000_s1026" type="#_x0000_t202" style="position:absolute;left:0;text-align:left;margin-left:-.95pt;margin-top:233.15pt;width:470.15pt;height:106.55pt;z-index:251659264;visibility:visible;mso-wrap-style:square;mso-width-percent:0;mso-height-percent:0;mso-wrap-distance-left:9pt;mso-wrap-distance-top:3.6pt;mso-wrap-distance-right:9pt;mso-wrap-distance-bottom:3.6pt;mso-position-horizontal:absolute;mso-position-horizontal-relative:margin;mso-position-vertical:absolute;mso-position-vertical-relative:margin;mso-width-percent:0;mso-height-percent:0;mso-width-relative:margin;mso-height-relative:margin;v-text-anchor:top" o:gfxdata="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" stroked="f">
+              <v:shape id="Cuadro de texto 6" o:spid="_x0000_s1026" type="#_x0000_t202" style="position:absolute;left:0;text-align:left;margin-left:-1.05pt;margin-top:202.15pt;width:470.15pt;height:122.45pt;z-index:251659264;visibility:visible;mso-wrap-style:square;mso-width-percent:0;mso-height-percent:0;mso-wrap-distance-left:9pt;mso-wrap-distance-top:3.6pt;mso-wrap-distance-right:9pt;mso-wrap-distance-bottom:3.6pt;mso-position-horizontal:absolute;mso-position-horizontal-relative:margin;mso-position-vertical:absolute;mso-position-vertical-relative:margin;mso-width-percent:0;mso-height-percent:0;mso-width-relative:margin;mso-height-relative:margin;v-text-anchor:top" o:gfxdata="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" stroked="f">
                 <v:textbox>
                   <w:txbxContent>
                     <w:p>
@@ -221,8 +210,8 @@
                           <w:rFonts w:eastAsia="Arial" w:cs="Times New Roman"/>
                           <w:b/>
                           <w:color w:val="000000"/>
-                          <w:sz w:val="80"/>
-                          <w:szCs w:val="80"/>
+                          <w:sz w:val="96"/>
+                          <w:szCs w:val="96"/>
                           <w:lang w:val="es-MX"/>
                         </w:rPr>
                       </w:pPr>
@@ -231,8 +220,8 @@
                           <w:rFonts w:eastAsia="Arial" w:cs="Times New Roman"/>
                           <w:b/>
                           <w:color w:val="000000"/>
-                          <w:sz w:val="80"/>
-                          <w:szCs w:val="80"/>
+                          <w:sz w:val="96"/>
+                          <w:szCs w:val="96"/>
                           <w:lang w:val="es-MX"/>
                         </w:rPr>
                         <w:t>Aspectos legales de la inteligencia artificial</w:t>
@@ -272,6 +261,7 @@
     <w:p>
       <w:pPr>
         <w:spacing w:after="0" w:line="480" w:lineRule="auto"/>
+        <w:ind w:firstLine="0"/>
         <w:rPr>
           <w:rFonts w:ascii="Arial" w:eastAsia="Arial" w:hAnsi="Arial" w:cs="Arial"/>
           <w:color w:val="000000"/>
@@ -282,6 +272,7 @@
     <w:p>
       <w:pPr>
         <w:spacing w:after="0" w:line="480" w:lineRule="auto"/>
+        <w:ind w:firstLine="0"/>
         <w:rPr>
           <w:rFonts w:ascii="Arial" w:eastAsia="Arial" w:hAnsi="Arial" w:cs="Arial"/>
           <w:color w:val="000000"/>
@@ -1465,7 +1456,15 @@
         <w:pStyle w:val="Ttulo2"/>
       </w:pPr>
       <w:r>
-        <w:t>Desglosa uno de los delitos de manera extendida ya sea ficticio o tomado de alguna fuente de noticias (adjuntar screenshots de esto e indagar a fondo del caso expuesto)</w:t>
+        <w:t xml:space="preserve">Desglosa uno de los delitos de manera extendida ya sea ficticio o tomado de alguna fuente de noticias (adjuntar </w:t>
+      </w:r>
+      <w:proofErr w:type="spellStart"/>
+      <w:r>
+        <w:t>screenshots</w:t>
+      </w:r>
+      <w:proofErr w:type="spellEnd"/>
+      <w:r>
+        <w:t xml:space="preserve"> de esto e indagar a fondo del caso expuesto)</w:t>
       </w:r>
     </w:p>
     <w:p>
@@ -1597,7 +1596,15 @@
       </w:pPr>
       <w:r>
         <w:lastRenderedPageBreak/>
-        <w:t>Según el reglamento Europeo que salió en vigencia en 2024, una de sus reglas es la prohibición del uso de una IA que suponga una amenaza para la seguridad, los derechos o los medios subsistentes de las personas. A tu juicio facultativo ¿Cuál crees que sería el peor uso para una IA?</w:t>
+        <w:t xml:space="preserve">Según el reglamento </w:t>
+      </w:r>
+      <w:proofErr w:type="gramStart"/>
+      <w:r>
+        <w:t>Europeo</w:t>
+      </w:r>
+      <w:proofErr w:type="gramEnd"/>
+      <w:r>
+        <w:t xml:space="preserve"> que salió en vigencia en 2024, una de sus reglas es la prohibición del uso de una IA que suponga una amenaza para la seguridad, los derechos o los medios subsistentes de las personas. A tu juicio facultativo ¿Cuál crees que sería el peor uso para una IA?</w:t>
       </w:r>
     </w:p>
     <w:p>
